--- a/docs/reports/iteration-2-architecture/AI-Wrevolusi-Iteration-2-System-Architecture-Report.docx
+++ b/docs/reports/iteration-2-architecture/AI-Wrevolusi-Iteration-2-System-Architecture-Report.docx
@@ -4491,7 +4491,7 @@
     <w:p>
       <w:pPr/>
       <w:r>
-        <w:t>Repository references use the current code baseline aa4f8fb unless an earlier ref is shown. The source folder beside this report includes the detailed history evidence, schema inventory and a rebuild script.</w:t>
+        <w:t>Repository references use the current code baseline aa4f8fb unless an earlier ref is shown. The report text and full data dictionary are included beside the Word and PDF copies. Earlier code can be checked using the Git references listed below.</w:t>
       </w:r>
     </w:p>
     <w:tbl>
@@ -4706,7 +4706,7 @@
                 <w:color w:val="17324D"/>
                 <w:sz w:val="19"/>
               </w:rPr>
-              <w:t>Dates, release snapshots and frontend ownership changes. See source/history-evidence.md for exact files and lines.</w:t>
+              <w:t>Dates, release snapshots and frontend ownership changes. The named Git references preserve the earlier source versions.</w:t>
             </w:r>
           </w:p>
         </w:tc>
@@ -5300,7 +5300,7 @@
               <w:br/>
               <w:t>backend/alembic/versions/</w:t>
               <w:br/>
-              <w:t>source/schema-evidence.json</w:t>
+              <w:t>Data-Dictionary.md</w:t>
             </w:r>
           </w:p>
         </w:tc>
